--- a/pract-3-awdf-24cs055.docx
+++ b/pract-3-awdf-24cs055.docx
@@ -515,7 +515,7 @@
           <w:tab w:val="left" w:pos="3375"/>
         </w:tabs>
         <w:ind w:right="450"/>
-        <w:jc w:val="both"/>
+        <w:jc w:val="left"/>
         <w:rPr>
           <w:rFonts w:ascii="Times New Roman" w:hAnsi="Times New Roman" w:eastAsia="Times New Roman" w:cs="Times New Roman"/>
           <w:sz w:val="24"/>
@@ -652,7 +652,7 @@
           </w:tcPr>
           <w:p>
             <w:pPr>
-              <w:jc w:val="both"/>
+              <w:jc w:val="left"/>
             </w:pPr>
             <w:r>
               <w:rPr>
@@ -697,7 +697,6 @@
                 <w:rFonts w:ascii="Consolas" w:hAnsi="Consolas"/>
                 <w:sz w:val="17"/>
               </w:rPr>
-              <w:br w:type="textWrapping"/>
             </w:r>
           </w:p>
         </w:tc>
@@ -808,8 +807,23 @@
           <w:p/>
           <w:p>
             <w:pPr>
-              <w:jc w:val="both"/>
-            </w:pPr>
+              <w:jc w:val="left"/>
+            </w:pPr>
+            <w:r>
+              <w:rPr>
+                <w:rFonts w:ascii="Times New Roman" w:hAnsi="Times New Roman"/>
+                <w:b/>
+                <w:sz w:val="22"/>
+              </w:rPr>
+            </w:r>
+            <w:r>
+              <w:rPr>
+                <w:rFonts w:ascii="Times New Roman" w:hAnsi="Times New Roman"/>
+                <w:b/>
+                <w:sz w:val="22"/>
+              </w:rPr>
+              <w:t>1. Asynchronous REST API Integration (GitHub API):</w:t>
+            </w:r>
             <w:r>
               <w:rPr>
                 <w:rFonts w:ascii="Times New Roman" w:hAnsi="Times New Roman"/>
@@ -821,10 +835,29 @@
             <w:r>
               <w:rPr>
                 <w:rFonts w:ascii="Times New Roman" w:hAnsi="Times New Roman"/>
-                <w:b/>
-                <w:sz w:val="22"/>
-              </w:rPr>
-              <w:t>1. Asynchronous REST API Integration (GitHub API):</w:t>
+                <w:sz w:val="22"/>
+              </w:rPr>
+              <w:t>Implemented dynamic data fetching on component mount via React’s useEffect hook using the public GitHub REST API endpoint (https://api.github.com/users/parth-0702/repos?sort=updated). The API call is cleanly encapsulated with dependency arrays to prevent re-fetching loops.</w:t>
+            </w:r>
+          </w:p>
+          <w:p>
+            <w:pPr>
+              <w:jc w:val="left"/>
+            </w:pPr>
+            <w:r>
+              <w:rPr>
+                <w:rFonts w:ascii="Times New Roman" w:hAnsi="Times New Roman"/>
+                <w:b/>
+                <w:sz w:val="22"/>
+              </w:rPr>
+            </w:r>
+            <w:r>
+              <w:rPr>
+                <w:rFonts w:ascii="Times New Roman" w:hAnsi="Times New Roman"/>
+                <w:b/>
+                <w:sz w:val="22"/>
+              </w:rPr>
+              <w:t>2. Asynchronous State Lifecycle Management (useState):</w:t>
             </w:r>
             <w:r>
               <w:rPr>
@@ -839,13 +872,28 @@
                 <w:rFonts w:ascii="Times New Roman" w:hAnsi="Times New Roman"/>
                 <w:sz w:val="22"/>
               </w:rPr>
-              <w:t>Implemented dynamic data fetching on component mount via React’s useEffect hook using the public GitHub REST API endpoint (https://api.github.com/users/parth-0702/repos?sort=updated). The API call is cleanly encapsulated with dependency arrays to prevent re-fetching loops.</w:t>
-            </w:r>
-          </w:p>
-          <w:p>
-            <w:pPr>
-              <w:jc w:val="both"/>
-            </w:pPr>
+              <w:t>Configured three reactive state variables—repos (data array), loading (boolean flag), and error (exception message or null)—guaranteeing deterministic state transitions across loading, error, and success phases.</w:t>
+            </w:r>
+          </w:p>
+          <w:p>
+            <w:pPr>
+              <w:jc w:val="left"/>
+            </w:pPr>
+            <w:r>
+              <w:rPr>
+                <w:rFonts w:ascii="Times New Roman" w:hAnsi="Times New Roman"/>
+                <w:b/>
+                <w:sz w:val="22"/>
+              </w:rPr>
+            </w:r>
+            <w:r>
+              <w:rPr>
+                <w:rFonts w:ascii="Times New Roman" w:hAnsi="Times New Roman"/>
+                <w:b/>
+                <w:sz w:val="22"/>
+              </w:rPr>
+              <w:t>3. Dedicated Loading State &amp; Feedback (&lt;Spinner /&gt;):</w:t>
+            </w:r>
             <w:r>
               <w:rPr>
                 <w:rFonts w:ascii="Times New Roman" w:hAnsi="Times New Roman"/>
@@ -857,10 +905,29 @@
             <w:r>
               <w:rPr>
                 <w:rFonts w:ascii="Times New Roman" w:hAnsi="Times New Roman"/>
-                <w:b/>
-                <w:sz w:val="22"/>
-              </w:rPr>
-              <w:t>2. Asynchronous State Lifecycle Management (useState):</w:t>
+                <w:sz w:val="22"/>
+              </w:rPr>
+              <w:t>Built a responsive &lt;Spinner /&gt; component providing immediate visual feedback with an animated pulsing indicator during network requests, ensuring zero layout shift and preventing blank screens.</w:t>
+            </w:r>
+          </w:p>
+          <w:p>
+            <w:pPr>
+              <w:jc w:val="left"/>
+            </w:pPr>
+            <w:r>
+              <w:rPr>
+                <w:rFonts w:ascii="Times New Roman" w:hAnsi="Times New Roman"/>
+                <w:b/>
+                <w:sz w:val="22"/>
+              </w:rPr>
+            </w:r>
+            <w:r>
+              <w:rPr>
+                <w:rFonts w:ascii="Times New Roman" w:hAnsi="Times New Roman"/>
+                <w:b/>
+                <w:sz w:val="22"/>
+              </w:rPr>
+              <w:t>4. Comprehensive Error Handling &amp; Diagnostics (&lt;ErrorMessage /&gt;):</w:t>
             </w:r>
             <w:r>
               <w:rPr>
@@ -875,13 +942,28 @@
                 <w:rFonts w:ascii="Times New Roman" w:hAnsi="Times New Roman"/>
                 <w:sz w:val="22"/>
               </w:rPr>
-              <w:t>Configured three reactive state variables—repos (data array), loading (boolean flag), and error (exception message or null)—guaranteeing deterministic state transitions across loading, error, and success phases.</w:t>
-            </w:r>
-          </w:p>
-          <w:p>
-            <w:pPr>
-              <w:jc w:val="both"/>
-            </w:pPr>
+              <w:t>Integrated defensive error capturing with an &lt;ErrorMessage /&gt; alert component that gracefully renders network failure details, HTTP status codes, and troubleshooting guidance if the request fails.</w:t>
+            </w:r>
+          </w:p>
+          <w:p>
+            <w:pPr>
+              <w:jc w:val="left"/>
+            </w:pPr>
+            <w:r>
+              <w:rPr>
+                <w:rFonts w:ascii="Times New Roman" w:hAnsi="Times New Roman"/>
+                <w:b/>
+                <w:sz w:val="22"/>
+              </w:rPr>
+            </w:r>
+            <w:r>
+              <w:rPr>
+                <w:rFonts w:ascii="Times New Roman" w:hAnsi="Times New Roman"/>
+                <w:b/>
+                <w:sz w:val="22"/>
+              </w:rPr>
+              <w:t>5. Interactive Retry Mechanism (Supplementary Problem):</w:t>
+            </w:r>
             <w:r>
               <w:rPr>
                 <w:rFonts w:ascii="Times New Roman" w:hAnsi="Times New Roman"/>
@@ -893,10 +975,29 @@
             <w:r>
               <w:rPr>
                 <w:rFonts w:ascii="Times New Roman" w:hAnsi="Times New Roman"/>
-                <w:b/>
-                <w:sz w:val="22"/>
-              </w:rPr>
-              <w:t>3. Dedicated Loading State &amp; Feedback (&lt;Spinner /&gt;):</w:t>
+                <w:sz w:val="22"/>
+              </w:rPr>
+              <w:t>Added an intuitive "Retry API Request" button within the error state and header controls that re-triggers the asynchronous fetch cycle and clears previous errors without requiring a browser page refresh.</w:t>
+            </w:r>
+          </w:p>
+          <w:p>
+            <w:pPr>
+              <w:jc w:val="left"/>
+            </w:pPr>
+            <w:r>
+              <w:rPr>
+                <w:rFonts w:ascii="Times New Roman" w:hAnsi="Times New Roman"/>
+                <w:b/>
+                <w:sz w:val="22"/>
+              </w:rPr>
+            </w:r>
+            <w:r>
+              <w:rPr>
+                <w:rFonts w:ascii="Times New Roman" w:hAnsi="Times New Roman"/>
+                <w:b/>
+                <w:sz w:val="22"/>
+              </w:rPr>
+              <w:t>6. Real-Time Repository Search &amp; Name Filter (Supplementary Problem):</w:t>
             </w:r>
             <w:r>
               <w:rPr>
@@ -911,13 +1012,28 @@
                 <w:rFonts w:ascii="Times New Roman" w:hAnsi="Times New Roman"/>
                 <w:sz w:val="22"/>
               </w:rPr>
-              <w:t>Built a responsive &lt;Spinner /&gt; component providing immediate visual feedback with an animated pulsing indicator during network requests, ensuring zero layout shift and preventing blank screens.</w:t>
-            </w:r>
-          </w:p>
-          <w:p>
-            <w:pPr>
-              <w:jc w:val="both"/>
-            </w:pPr>
+              <w:t>Implemented a reactive live search input allowing users to dynamically filter fetched repositories by name in real time, with an instant match counter (e.g. "Showing 14 of 30 repositories").</w:t>
+            </w:r>
+          </w:p>
+          <w:p>
+            <w:pPr>
+              <w:jc w:val="left"/>
+            </w:pPr>
+            <w:r>
+              <w:rPr>
+                <w:rFonts w:ascii="Times New Roman" w:hAnsi="Times New Roman"/>
+                <w:b/>
+                <w:sz w:val="22"/>
+              </w:rPr>
+            </w:r>
+            <w:r>
+              <w:rPr>
+                <w:rFonts w:ascii="Times New Roman" w:hAnsi="Times New Roman"/>
+                <w:b/>
+                <w:sz w:val="22"/>
+              </w:rPr>
+              <w:t>7. Repository Star Counts &amp; Metadata Rendering (Supplementary Problem):</w:t>
+            </w:r>
             <w:r>
               <w:rPr>
                 <w:rFonts w:ascii="Times New Roman" w:hAnsi="Times New Roman"/>
@@ -929,130 +1045,6 @@
             <w:r>
               <w:rPr>
                 <w:rFonts w:ascii="Times New Roman" w:hAnsi="Times New Roman"/>
-                <w:b/>
-                <w:sz w:val="22"/>
-              </w:rPr>
-              <w:t>4. Comprehensive Error Handling &amp; Diagnostics (&lt;ErrorMessage /&gt;):</w:t>
-            </w:r>
-            <w:r>
-              <w:rPr>
-                <w:rFonts w:ascii="Times New Roman" w:hAnsi="Times New Roman"/>
-                <w:b/>
-                <w:sz w:val="22"/>
-              </w:rPr>
-              <w:br w:type="textWrapping"/>
-            </w:r>
-            <w:r>
-              <w:rPr>
-                <w:rFonts w:ascii="Times New Roman" w:hAnsi="Times New Roman"/>
-                <w:sz w:val="22"/>
-              </w:rPr>
-              <w:t>Integrated defensive error capturing with an &lt;ErrorMessage /&gt; alert component that gracefully renders network failure details, HTTP status codes, and troubleshooting guidance if the request fails.</w:t>
-            </w:r>
-          </w:p>
-          <w:p>
-            <w:pPr>
-              <w:jc w:val="both"/>
-            </w:pPr>
-            <w:r>
-              <w:rPr>
-                <w:rFonts w:ascii="Times New Roman" w:hAnsi="Times New Roman"/>
-                <w:b/>
-                <w:sz w:val="22"/>
-              </w:rPr>
-              <w:br w:type="textWrapping"/>
-            </w:r>
-            <w:r>
-              <w:rPr>
-                <w:rFonts w:ascii="Times New Roman" w:hAnsi="Times New Roman"/>
-                <w:b/>
-                <w:sz w:val="22"/>
-              </w:rPr>
-              <w:t>5. Interactive Retry Mechanism (Supplementary Problem):</w:t>
-            </w:r>
-            <w:r>
-              <w:rPr>
-                <w:rFonts w:ascii="Times New Roman" w:hAnsi="Times New Roman"/>
-                <w:b/>
-                <w:sz w:val="22"/>
-              </w:rPr>
-              <w:br w:type="textWrapping"/>
-            </w:r>
-            <w:r>
-              <w:rPr>
-                <w:rFonts w:ascii="Times New Roman" w:hAnsi="Times New Roman"/>
-                <w:sz w:val="22"/>
-              </w:rPr>
-              <w:t>Added an intuitive "Retry API Request" button within the error state and header controls that re-triggers the asynchronous fetch cycle and clears previous errors without requiring a browser page refresh.</w:t>
-            </w:r>
-          </w:p>
-          <w:p>
-            <w:pPr>
-              <w:jc w:val="both"/>
-            </w:pPr>
-            <w:r>
-              <w:rPr>
-                <w:rFonts w:ascii="Times New Roman" w:hAnsi="Times New Roman"/>
-                <w:b/>
-                <w:sz w:val="22"/>
-              </w:rPr>
-              <w:br w:type="textWrapping"/>
-            </w:r>
-            <w:r>
-              <w:rPr>
-                <w:rFonts w:ascii="Times New Roman" w:hAnsi="Times New Roman"/>
-                <w:b/>
-                <w:sz w:val="22"/>
-              </w:rPr>
-              <w:t>6. Real-Time Repository Search &amp; Name Filter (Supplementary Problem):</w:t>
-            </w:r>
-            <w:r>
-              <w:rPr>
-                <w:rFonts w:ascii="Times New Roman" w:hAnsi="Times New Roman"/>
-                <w:b/>
-                <w:sz w:val="22"/>
-              </w:rPr>
-              <w:br w:type="textWrapping"/>
-            </w:r>
-            <w:r>
-              <w:rPr>
-                <w:rFonts w:ascii="Times New Roman" w:hAnsi="Times New Roman"/>
-                <w:sz w:val="22"/>
-              </w:rPr>
-              <w:t>Implemented a reactive live search input allowing users to dynamically filter fetched repositories by name in real time, with an instant match counter (e.g. "Showing 14 of 30 repositories").</w:t>
-            </w:r>
-          </w:p>
-          <w:p>
-            <w:pPr>
-              <w:jc w:val="both"/>
-            </w:pPr>
-            <w:r>
-              <w:rPr>
-                <w:rFonts w:ascii="Times New Roman" w:hAnsi="Times New Roman"/>
-                <w:b/>
-                <w:sz w:val="22"/>
-              </w:rPr>
-              <w:br w:type="textWrapping"/>
-            </w:r>
-            <w:r>
-              <w:rPr>
-                <w:rFonts w:ascii="Times New Roman" w:hAnsi="Times New Roman"/>
-                <w:b/>
-                <w:sz w:val="22"/>
-              </w:rPr>
-              <w:t>7. Repository Star Counts &amp; Metadata Rendering (Supplementary Problem):</w:t>
-            </w:r>
-            <w:r>
-              <w:rPr>
-                <w:rFonts w:ascii="Times New Roman" w:hAnsi="Times New Roman"/>
-                <w:b/>
-                <w:sz w:val="22"/>
-              </w:rPr>
-              <w:br w:type="textWrapping"/>
-            </w:r>
-            <w:r>
-              <w:rPr>
-                <w:rFonts w:ascii="Times New Roman" w:hAnsi="Times New Roman"/>
                 <w:sz w:val="22"/>
               </w:rPr>
               <w:t>Rendered rich repository cards displaying repository names, descriptions, primary language tags, star count (⭐ stargazers_count), fork counters (🍴 forks_count), public visibility badges, and direct links to GitHub.</w:t>
@@ -1060,15 +1052,14 @@
           </w:p>
           <w:p>
             <w:pPr>
-              <w:jc w:val="both"/>
-            </w:pPr>
-            <w:r>
-              <w:rPr>
-                <w:rFonts w:ascii="Times New Roman" w:hAnsi="Times New Roman"/>
-                <w:b/>
-                <w:sz w:val="22"/>
-              </w:rPr>
-              <w:br w:type="textWrapping"/>
+              <w:jc w:val="left"/>
+            </w:pPr>
+            <w:r>
+              <w:rPr>
+                <w:rFonts w:ascii="Times New Roman" w:hAnsi="Times New Roman"/>
+                <w:b/>
+                <w:sz w:val="22"/>
+              </w:rPr>
             </w:r>
             <w:r>
               <w:rPr>
@@ -1409,7 +1400,7 @@
           <w:tab w:val="left" w:pos="3375"/>
         </w:tabs>
         <w:ind w:right="450"/>
-        <w:jc w:val="both"/>
+        <w:jc w:val="left"/>
         <w:rPr>
           <w:rFonts w:ascii="Times New Roman" w:hAnsi="Times New Roman" w:eastAsia="Times New Roman" w:cs="Times New Roman"/>
           <w:sz w:val="24"/>
@@ -1463,7 +1454,7 @@
           <w:tab w:val="left" w:pos="3375"/>
         </w:tabs>
         <w:ind w:right="450"/>
-        <w:jc w:val="both"/>
+        <w:jc w:val="left"/>
         <w:rPr>
           <w:rFonts w:ascii="Times New Roman" w:hAnsi="Times New Roman" w:eastAsia="Times New Roman" w:cs="Times New Roman"/>
           <w:sz w:val="24"/>
